--- a/docs/prd-docx-v2/服务商网页端/案例展示.docx
+++ b/docs/prd-docx-v2/服务商网页端/案例展示.docx
@@ -1456,7 +1456,7 @@
                 <w:rFonts w:ascii="宋体" w:hAnsi="宋体" w:eastAsia="宋体"/>
                 <w:sz w:val="21"/>
               </w:rPr>
-              <w:t>`providerWeb.store`</w:t>
+              <w:t>业务数据</w:t>
             </w:r>
           </w:p>
         </w:tc>
@@ -1470,7 +1470,7 @@
                 <w:rFonts w:ascii="宋体" w:hAnsi="宋体" w:eastAsia="宋体"/>
                 <w:sz w:val="21"/>
               </w:rPr>
-              <w:t>`mock-data.js`</w:t>
+              <w:t>原型数据</w:t>
             </w:r>
           </w:p>
         </w:tc>
@@ -1514,7 +1514,7 @@
                 <w:rFonts w:ascii="宋体" w:hAnsi="宋体" w:eastAsia="宋体"/>
                 <w:sz w:val="21"/>
               </w:rPr>
-              <w:t>`mock-data.js`</w:t>
+              <w:t>原型数据</w:t>
             </w:r>
           </w:p>
         </w:tc>
@@ -1558,7 +1558,7 @@
                 <w:rFonts w:ascii="宋体" w:hAnsi="宋体" w:eastAsia="宋体"/>
                 <w:sz w:val="21"/>
               </w:rPr>
-              <w:t>`mock-data.js`</w:t>
+              <w:t>原型数据</w:t>
             </w:r>
           </w:p>
         </w:tc>
@@ -1588,7 +1588,7 @@
                 <w:rFonts w:ascii="宋体" w:hAnsi="宋体" w:eastAsia="宋体"/>
                 <w:sz w:val="21"/>
               </w:rPr>
-              <w:t>`store.stats`</w:t>
+              <w:t>业务数据</w:t>
             </w:r>
           </w:p>
         </w:tc>
@@ -1602,7 +1602,7 @@
                 <w:rFonts w:ascii="宋体" w:hAnsi="宋体" w:eastAsia="宋体"/>
                 <w:sz w:val="21"/>
               </w:rPr>
-              <w:t>`mock-data.js`</w:t>
+              <w:t>原型数据</w:t>
             </w:r>
           </w:p>
         </w:tc>
@@ -1632,7 +1632,7 @@
                 <w:rFonts w:ascii="宋体" w:hAnsi="宋体" w:eastAsia="宋体"/>
                 <w:sz w:val="21"/>
               </w:rPr>
-              <w:t>`store.certifications`</w:t>
+              <w:t>业务数据</w:t>
             </w:r>
           </w:p>
         </w:tc>
@@ -1646,7 +1646,7 @@
                 <w:rFonts w:ascii="宋体" w:hAnsi="宋体" w:eastAsia="宋体"/>
                 <w:sz w:val="21"/>
               </w:rPr>
-              <w:t>`mock-data.js`</w:t>
+              <w:t>原型数据</w:t>
             </w:r>
           </w:p>
         </w:tc>
@@ -1676,7 +1676,7 @@
                 <w:rFonts w:ascii="宋体" w:hAnsi="宋体" w:eastAsia="宋体"/>
                 <w:sz w:val="21"/>
               </w:rPr>
-              <w:t>`store.hotline`</w:t>
+              <w:t>业务数据</w:t>
             </w:r>
           </w:p>
         </w:tc>
@@ -1690,7 +1690,7 @@
                 <w:rFonts w:ascii="宋体" w:hAnsi="宋体" w:eastAsia="宋体"/>
                 <w:sz w:val="21"/>
               </w:rPr>
-              <w:t>`mock-data.js`</w:t>
+              <w:t>原型数据</w:t>
             </w:r>
           </w:p>
         </w:tc>
@@ -1720,7 +1720,7 @@
                 <w:rFonts w:ascii="宋体" w:hAnsi="宋体" w:eastAsia="宋体"/>
                 <w:sz w:val="21"/>
               </w:rPr>
-              <w:t>`store.hours`</w:t>
+              <w:t>业务数据</w:t>
             </w:r>
           </w:p>
         </w:tc>
@@ -1734,7 +1734,7 @@
                 <w:rFonts w:ascii="宋体" w:hAnsi="宋体" w:eastAsia="宋体"/>
                 <w:sz w:val="21"/>
               </w:rPr>
-              <w:t>`mock-data.js`</w:t>
+              <w:t>原型数据</w:t>
             </w:r>
           </w:p>
         </w:tc>
@@ -1807,7 +1807,7 @@
           <w:rFonts w:ascii="宋体" w:hAnsi="宋体" w:eastAsia="宋体"/>
           <w:sz w:val="21"/>
         </w:rPr>
-        <w:t>- 已进入"门店展示"tab。 - `mock-data.js` 中已定义服务商门店数据。</w:t>
+        <w:t>- 已进入"门店展示"tab。 - `原型数据` 中已定义服务商门店数据。</w:t>
       </w:r>
     </w:p>
     <w:p>
@@ -1989,7 +1989,7 @@
           <w:rFonts w:ascii="宋体" w:hAnsi="宋体" w:eastAsia="宋体"/>
           <w:sz w:val="21"/>
         </w:rPr>
-        <w:t>- 案例切换通过修改 `state.showcaseIndex` 实现，循环展示。 - 当前仅展示案例标题，实际生产环境应展示案例封面图和详情摘要。  ---</w:t>
+        <w:t>- 案例切换通过修改 `页面状态` 实现，循环展示。 - 当前仅展示案例标题，实际生产环境应展示案例封面图和详情摘要。  ---</w:t>
       </w:r>
     </w:p>
     <w:p>
@@ -2108,7 +2108,7 @@
           <w:rFonts w:ascii="宋体" w:hAnsi="宋体" w:eastAsia="宋体"/>
           <w:sz w:val="21"/>
         </w:rPr>
-        <w:t>- 服务数据从 `window.MockData.services` 中过滤提取，排除状态为"停用"的服务。 - 价格为演示数据，实际应以门店报价为准。  ---</w:t>
+        <w:t>- 服务数据从 `系统数据.services` 中过滤提取，排除状态为"停用"的服务。 - 价格为演示数据，实际应以门店报价为准。  ---</w:t>
       </w:r>
     </w:p>
     <w:p>
